--- a/Documents/DB_Phase02_Report.docx
+++ b/Documents/DB_Phase02_Report.docx
@@ -372,6 +372,118 @@
             <mc:AlternateContent>
               <mc:Choice Requires="wps">
                 <w:drawing>
+                  <wp:anchor distT="45720" distB="45720" distL="114300" distR="114300" simplePos="0" relativeHeight="251672576" behindDoc="0" locked="0" layoutInCell="1" allowOverlap="1" wp14:anchorId="2D84D547" wp14:editId="00545C4B">
+                    <wp:simplePos x="0" y="0"/>
+                    <wp:positionH relativeFrom="margin">
+                      <wp:posOffset>2133601</wp:posOffset>
+                    </wp:positionH>
+                    <wp:positionV relativeFrom="paragraph">
+                      <wp:posOffset>7465060</wp:posOffset>
+                    </wp:positionV>
+                    <wp:extent cx="1600200" cy="1404620"/>
+                    <wp:effectExtent l="0" t="0" r="19050" b="20955"/>
+                    <wp:wrapSquare wrapText="bothSides"/>
+                    <wp:docPr id="1272047297" name="Text Box 2"/>
+                    <wp:cNvGraphicFramePr>
+                      <a:graphicFrameLocks xmlns:a="http://schemas.openxmlformats.org/drawingml/2006/main"/>
+                    </wp:cNvGraphicFramePr>
+                    <a:graphic xmlns:a="http://schemas.openxmlformats.org/drawingml/2006/main">
+                      <a:graphicData uri="http://schemas.microsoft.com/office/word/2010/wordprocessingShape">
+                        <wps:wsp>
+                          <wps:cNvSpPr txBox="1">
+                            <a:spLocks noChangeArrowheads="1"/>
+                          </wps:cNvSpPr>
+                          <wps:spPr bwMode="auto">
+                            <a:xfrm>
+                              <a:off x="0" y="0"/>
+                              <a:ext cx="1600200" cy="1404620"/>
+                            </a:xfrm>
+                            <a:prstGeom prst="rect">
+                              <a:avLst/>
+                            </a:prstGeom>
+                            <a:solidFill>
+                              <a:srgbClr val="FFFFFF"/>
+                            </a:solidFill>
+                            <a:ln w="9525">
+                              <a:solidFill>
+                                <a:srgbClr val="000000"/>
+                              </a:solidFill>
+                              <a:miter lim="800000"/>
+                              <a:headEnd/>
+                              <a:tailEnd/>
+                            </a:ln>
+                          </wps:spPr>
+                          <wps:txbx>
+                            <w:txbxContent>
+                              <w:p>
+                                <w:pPr>
+                                  <w:jc w:val="center"/>
+                                </w:pPr>
+                                <w:hyperlink r:id="rId11" w:history="1">
+                                  <w:r>
+                                    <w:rPr>
+                                      <w:rStyle w:val="Hyperlink"/>
+                                    </w:rPr>
+                                    <w:t>Visit Our Repo Here!</w:t>
+                                  </w:r>
+                                </w:hyperlink>
+                              </w:p>
+                            </w:txbxContent>
+                          </wps:txbx>
+                          <wps:bodyPr rot="0" vert="horz" wrap="square" lIns="91440" tIns="45720" rIns="91440" bIns="45720" anchor="t" anchorCtr="0">
+                            <a:spAutoFit/>
+                          </wps:bodyPr>
+                        </wps:wsp>
+                      </a:graphicData>
+                    </a:graphic>
+                    <wp14:sizeRelH relativeFrom="margin">
+                      <wp14:pctWidth>0</wp14:pctWidth>
+                    </wp14:sizeRelH>
+                    <wp14:sizeRelV relativeFrom="margin">
+                      <wp14:pctHeight>20000</wp14:pctHeight>
+                    </wp14:sizeRelV>
+                  </wp:anchor>
+                </w:drawing>
+              </mc:Choice>
+              <mc:Fallback>
+                <w:pict>
+                  <v:shapetype w14:anchorId="2D84D547" id="_x0000_t202" coordsize="21600,21600" o:spt="202" path="m,l,21600r21600,l21600,xe">
+                    <v:stroke joinstyle="miter"/>
+                    <v:path gradientshapeok="t" o:connecttype="rect"/>
+                  </v:shapetype>
+                  <v:shape id="Text Box 2" o:spid="_x0000_s1026" type="#_x0000_t202" style="position:absolute;margin-left:168pt;margin-top:587.8pt;width:126pt;height:110.6pt;z-index:251672576;visibility:visible;mso-wrap-style:square;mso-width-percent:0;mso-height-percent:200;mso-wrap-distance-left:9pt;mso-wrap-distance-top:3.6pt;mso-wrap-distance-right:9pt;mso-wrap-distance-bottom:3.6pt;mso-position-horizontal:absolute;mso-position-horizontal-relative:margin;mso-position-vertical:absolute;mso-position-vertical-relative:text;mso-width-percent:0;mso-height-percent:200;mso-width-relative:margin;mso-height-relative:margin;v-text-anchor:top" o:gfxdata="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">
+                    <v:textbox style="mso-fit-shape-to-text:t">
+                      <w:txbxContent>
+                        <w:p>
+                          <w:pPr>
+                            <w:jc w:val="center"/>
+                          </w:pPr>
+                          <w:hyperlink r:id="rId12" w:history="1">
+                            <w:r>
+                              <w:rPr>
+                                <w:rStyle w:val="Hyperlink"/>
+                              </w:rPr>
+                              <w:t>Visit Our Repo Here!</w:t>
+                            </w:r>
+                          </w:hyperlink>
+                        </w:p>
+                      </w:txbxContent>
+                    </v:textbox>
+                    <w10:wrap type="square" anchorx="margin"/>
+                  </v:shape>
+                </w:pict>
+              </mc:Fallback>
+            </mc:AlternateContent>
+          </w:r>
+          <w:r>
+            <w:rPr>
+              <w:noProof/>
+              <w:sz w:val="32"/>
+              <w:szCs w:val="32"/>
+            </w:rPr>
+            <mc:AlternateContent>
+              <mc:Choice Requires="wps">
+                <w:drawing>
                   <wp:anchor distT="45720" distB="45720" distL="114300" distR="114300" simplePos="0" relativeHeight="251664384" behindDoc="0" locked="0" layoutInCell="1" allowOverlap="1" wp14:anchorId="7DAA5BE9" wp14:editId="4C576621">
                     <wp:simplePos x="0" y="0"/>
                     <wp:positionH relativeFrom="margin">
@@ -460,11 +572,7 @@
               </mc:Choice>
               <mc:Fallback>
                 <w:pict>
-                  <v:shapetype w14:anchorId="7DAA5BE9" id="_x0000_t202" coordsize="21600,21600" o:spt="202" path="m,l,21600r21600,l21600,xe">
-                    <v:stroke joinstyle="miter"/>
-                    <v:path gradientshapeok="t" o:connecttype="rect"/>
-                  </v:shapetype>
-                  <v:shape id="Text Box 2" o:spid="_x0000_s1026" type="#_x0000_t202" style="position:absolute;margin-left:-7.45pt;margin-top:83pt;width:472.75pt;height:50.9pt;z-index:251664384;visibility:visible;mso-wrap-style:square;mso-width-percent:0;mso-height-percent:0;mso-wrap-distance-left:9pt;mso-wrap-distance-top:3.6pt;mso-wrap-distance-right:9pt;mso-wrap-distance-bottom:3.6pt;mso-position-horizontal:absolute;mso-position-horizontal-relative:margin;mso-position-vertical:absolute;mso-position-vertical-relative:text;mso-width-percent:0;mso-height-percent:0;mso-width-relative:margin;mso-height-relative:margin;v-text-anchor:top" o:gfxdata="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" stroked="f">
+                  <v:shape w14:anchorId="7DAA5BE9" id="_x0000_s1027" type="#_x0000_t202" style="position:absolute;margin-left:-7.45pt;margin-top:83pt;width:472.75pt;height:50.9pt;z-index:251664384;visibility:visible;mso-wrap-style:square;mso-width-percent:0;mso-height-percent:0;mso-wrap-distance-left:9pt;mso-wrap-distance-top:3.6pt;mso-wrap-distance-right:9pt;mso-wrap-distance-bottom:3.6pt;mso-position-horizontal:absolute;mso-position-horizontal-relative:margin;mso-position-vertical:absolute;mso-position-vertical-relative:text;mso-width-percent:0;mso-height-percent:0;mso-width-relative:margin;mso-height-relative:margin;v-text-anchor:top" o:gfxdata="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" stroked="f">
                     <v:textbox>
                       <w:txbxContent>
                         <w:p>
@@ -589,7 +697,7 @@
               </mc:Choice>
               <mc:Fallback>
                 <w:pict>
-                  <v:shape w14:anchorId="0F5C3210" id="_x0000_s1027" type="#_x0000_t202" style="position:absolute;margin-left:0;margin-top:161.8pt;width:340.95pt;height:40.3pt;z-index:251668480;visibility:visible;mso-wrap-style:square;mso-width-percent:0;mso-height-percent:0;mso-wrap-distance-left:9pt;mso-wrap-distance-top:3.6pt;mso-wrap-distance-right:9pt;mso-wrap-distance-bottom:3.6pt;mso-position-horizontal:center;mso-position-horizontal-relative:margin;mso-position-vertical:absolute;mso-position-vertical-relative:text;mso-width-percent:0;mso-height-percent:0;mso-width-relative:margin;mso-height-relative:margin;v-text-anchor:top" o:gfxdata="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" stroked="f">
+                  <v:shape w14:anchorId="0F5C3210" id="_x0000_s1028" type="#_x0000_t202" style="position:absolute;margin-left:0;margin-top:161.8pt;width:340.95pt;height:40.3pt;z-index:251668480;visibility:visible;mso-wrap-style:square;mso-width-percent:0;mso-height-percent:0;mso-wrap-distance-left:9pt;mso-wrap-distance-top:3.6pt;mso-wrap-distance-right:9pt;mso-wrap-distance-bottom:3.6pt;mso-position-horizontal:center;mso-position-horizontal-relative:margin;mso-position-vertical:absolute;mso-position-vertical-relative:text;mso-width-percent:0;mso-height-percent:0;mso-width-relative:margin;mso-height-relative:margin;v-text-anchor:top" o:gfxdata="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" stroked="f">
                     <v:textbox>
                       <w:txbxContent>
                         <w:p>
@@ -696,7 +804,7 @@
               </mc:Choice>
               <mc:Fallback>
                 <w:pict>
-                  <v:shape w14:anchorId="766A804C" id="Text Box 20" o:spid="_x0000_s1028" type="#_x0000_t202" style="position:absolute;margin-left:0;margin-top:201.4pt;width:78.9pt;height:34pt;z-index:251666432;visibility:visible;mso-wrap-style:square;mso-width-percent:0;mso-wrap-distance-left:9pt;mso-wrap-distance-top:0;mso-wrap-distance-right:9pt;mso-wrap-distance-bottom:0;mso-position-horizontal:center;mso-position-horizontal-relative:margin;mso-position-vertical:absolute;mso-position-vertical-relative:text;mso-width-percent:0;mso-width-relative:margin;v-text-anchor:top" o:gfxdata="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" fillcolor="white [3201]" stroked="f" strokeweight=".5pt">
+                  <v:shape w14:anchorId="766A804C" id="Text Box 20" o:spid="_x0000_s1029" type="#_x0000_t202" style="position:absolute;margin-left:0;margin-top:201.4pt;width:78.9pt;height:34pt;z-index:251666432;visibility:visible;mso-wrap-style:square;mso-width-percent:0;mso-wrap-distance-left:9pt;mso-wrap-distance-top:0;mso-wrap-distance-right:9pt;mso-wrap-distance-bottom:0;mso-position-horizontal:center;mso-position-horizontal-relative:margin;mso-position-vertical:absolute;mso-position-vertical-relative:text;mso-width-percent:0;mso-width-relative:margin;v-text-anchor:top" o:gfxdata="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" fillcolor="white [3201]" stroked="f" strokeweight=".5pt">
                     <v:textbox>
                       <w:txbxContent>
                         <w:p>
@@ -1856,11 +1964,7 @@
               </mc:Choice>
               <mc:Fallback>
                 <w:pict>
-                  <v:shapetype w14:anchorId="436E1113" id="_x0000_t202" coordsize="21600,21600" o:spt="202" path="m,l,21600r21600,l21600,xe">
-                    <v:stroke joinstyle="miter"/>
-                    <v:path gradientshapeok="t" o:connecttype="rect"/>
-                  </v:shapetype>
-                  <v:shape id="Text Box 163" o:spid="_x0000_s1029" type="#_x0000_t202" style="position:absolute;margin-left:0;margin-top:335.4pt;width:8in;height:286.5pt;z-index:251659264;visibility:visible;mso-wrap-style:square;mso-width-percent:941;mso-height-percent:363;mso-wrap-distance-left:9pt;mso-wrap-distance-top:0;mso-wrap-distance-right:9pt;mso-wrap-distance-bottom:0;mso-position-horizontal:center;mso-position-horizontal-relative:margin;mso-position-vertical:absolute;mso-position-vertical-relative:page;mso-width-percent:941;mso-height-percent:363;mso-width-relative:page;mso-height-relative:page;v-text-anchor:bottom" o:gfxdata="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" filled="f" stroked="f" strokeweight=".5pt">
+                  <v:shape w14:anchorId="436E1113" id="Text Box 163" o:spid="_x0000_s1030" type="#_x0000_t202" style="position:absolute;margin-left:0;margin-top:335.4pt;width:8in;height:286.5pt;z-index:251659264;visibility:visible;mso-wrap-style:square;mso-width-percent:941;mso-height-percent:363;mso-wrap-distance-left:9pt;mso-wrap-distance-top:0;mso-wrap-distance-right:9pt;mso-wrap-distance-bottom:0;mso-position-horizontal:center;mso-position-horizontal-relative:margin;mso-position-vertical:absolute;mso-position-vertical-relative:page;mso-width-percent:941;mso-height-percent:363;mso-width-relative:page;mso-height-relative:page;v-text-anchor:bottom" o:gfxdata="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" filled="f" stroked="f" strokeweight=".5pt">
                     <v:textbox inset="126pt,0,54pt,0">
                       <w:txbxContent>
                         <w:p>
@@ -3797,7 +3901,7 @@
                     </pic:cNvPicPr>
                   </pic:nvPicPr>
                   <pic:blipFill>
-                    <a:blip r:embed="rId11" cstate="print">
+                    <a:blip r:embed="rId13" cstate="print">
                       <a:extLst>
                         <a:ext uri="{28A0092B-C50C-407E-A947-70E740481C1C}">
                           <a14:useLocalDpi xmlns:a14="http://schemas.microsoft.com/office/drawing/2010/main" val="0"/>
@@ -4533,7 +4637,7 @@
           <w:noProof/>
         </w:rPr>
         <w:drawing>
-          <wp:anchor distT="0" distB="0" distL="114300" distR="114300" simplePos="0" relativeHeight="251670528" behindDoc="0" locked="0" layoutInCell="1" allowOverlap="1" wp14:anchorId="4A0AF41B" wp14:editId="52F5E59A">
+          <wp:anchor distT="0" distB="0" distL="114300" distR="114300" simplePos="0" relativeHeight="251670528" behindDoc="0" locked="0" layoutInCell="1" allowOverlap="1" wp14:anchorId="4A0AF41B" wp14:editId="26125125">
             <wp:simplePos x="0" y="0"/>
             <wp:positionH relativeFrom="column">
               <wp:posOffset>3023047</wp:posOffset>
@@ -4558,7 +4662,7 @@
                     </pic:cNvPicPr>
                   </pic:nvPicPr>
                   <pic:blipFill rotWithShape="1">
-                    <a:blip r:embed="rId12" cstate="print">
+                    <a:blip r:embed="rId14" cstate="print">
                       <a:extLst>
                         <a:ext uri="{28A0092B-C50C-407E-A947-70E740481C1C}">
                           <a14:useLocalDpi xmlns:a14="http://schemas.microsoft.com/office/drawing/2010/main" val="0"/>
@@ -4605,7 +4709,7 @@
           <w:noProof/>
         </w:rPr>
         <w:drawing>
-          <wp:anchor distT="0" distB="0" distL="114300" distR="114300" simplePos="0" relativeHeight="251669504" behindDoc="0" locked="0" layoutInCell="1" allowOverlap="1" wp14:anchorId="60755C46" wp14:editId="29B2FF39">
+          <wp:anchor distT="0" distB="0" distL="114300" distR="114300" simplePos="0" relativeHeight="251669504" behindDoc="0" locked="0" layoutInCell="1" allowOverlap="1" wp14:anchorId="60755C46" wp14:editId="0EA9E066">
             <wp:simplePos x="0" y="0"/>
             <wp:positionH relativeFrom="margin">
               <wp:posOffset>-486424</wp:posOffset>
@@ -4630,7 +4734,7 @@
                     </pic:cNvPicPr>
                   </pic:nvPicPr>
                   <pic:blipFill>
-                    <a:blip r:embed="rId13" cstate="print">
+                    <a:blip r:embed="rId15" cstate="print">
                       <a:extLst>
                         <a:ext uri="{28A0092B-C50C-407E-A947-70E740481C1C}">
                           <a14:useLocalDpi xmlns:a14="http://schemas.microsoft.com/office/drawing/2010/main" val="0"/>
@@ -5397,7 +5501,7 @@
                     </pic:cNvPicPr>
                   </pic:nvPicPr>
                   <pic:blipFill>
-                    <a:blip r:embed="rId14">
+                    <a:blip r:embed="rId16">
                       <a:extLst>
                         <a:ext uri="{28A0092B-C50C-407E-A947-70E740481C1C}">
                           <a14:useLocalDpi xmlns:a14="http://schemas.microsoft.com/office/drawing/2010/main" val="0"/>
@@ -5992,7 +6096,7 @@
                     </pic:cNvPicPr>
                   </pic:nvPicPr>
                   <pic:blipFill rotWithShape="1">
-                    <a:blip r:embed="rId15">
+                    <a:blip r:embed="rId17">
                       <a:extLst>
                         <a:ext uri="{28A0092B-C50C-407E-A947-70E740481C1C}">
                           <a14:useLocalDpi xmlns:a14="http://schemas.microsoft.com/office/drawing/2010/main" val="0"/>
@@ -6648,7 +6752,7 @@
                     </pic:cNvPicPr>
                   </pic:nvPicPr>
                   <pic:blipFill rotWithShape="1">
-                    <a:blip r:embed="rId16" cstate="print">
+                    <a:blip r:embed="rId18" cstate="print">
                       <a:extLst>
                         <a:ext uri="{28A0092B-C50C-407E-A947-70E740481C1C}">
                           <a14:useLocalDpi xmlns:a14="http://schemas.microsoft.com/office/drawing/2010/main" val="0"/>
@@ -7433,7 +7537,7 @@
                     </pic:cNvPicPr>
                   </pic:nvPicPr>
                   <pic:blipFill>
-                    <a:blip r:embed="rId17" cstate="print">
+                    <a:blip r:embed="rId19" cstate="print">
                       <a:extLst>
                         <a:ext uri="{28A0092B-C50C-407E-A947-70E740481C1C}">
                           <a14:useLocalDpi xmlns:a14="http://schemas.microsoft.com/office/drawing/2010/main" val="0"/>
@@ -7466,12 +7570,12 @@
       </w:r>
     </w:p>
     <w:sectPr>
-      <w:headerReference w:type="even" r:id="rId18"/>
-      <w:headerReference w:type="default" r:id="rId19"/>
-      <w:footerReference w:type="even" r:id="rId20"/>
-      <w:footerReference w:type="default" r:id="rId21"/>
-      <w:headerReference w:type="first" r:id="rId22"/>
-      <w:footerReference w:type="first" r:id="rId23"/>
+      <w:headerReference w:type="even" r:id="rId20"/>
+      <w:headerReference w:type="default" r:id="rId21"/>
+      <w:footerReference w:type="even" r:id="rId22"/>
+      <w:footerReference w:type="default" r:id="rId23"/>
+      <w:headerReference w:type="first" r:id="rId24"/>
+      <w:footerReference w:type="first" r:id="rId25"/>
       <w:pgSz w:w="12240" w:h="15840"/>
       <w:pgMar w:top="1440" w:right="1440" w:bottom="1440" w:left="1440" w:header="864" w:footer="720" w:gutter="0"/>
       <w:pgNumType w:start="0"/>
@@ -7938,7 +8042,7 @@
               <v:stroke joinstyle="miter"/>
               <v:path gradientshapeok="t" o:connecttype="rect"/>
             </v:shapetype>
-            <v:shape id="_x0000_s1030" type="#_x0000_t202" style="position:absolute;left:0;text-align:left;margin-left:17.25pt;margin-top:-17.7pt;width:478.5pt;height:39.05pt;z-index:251662336;visibility:visible;mso-wrap-style:square;mso-width-percent:0;mso-height-percent:0;mso-wrap-distance-left:9pt;mso-wrap-distance-top:3.6pt;mso-wrap-distance-right:9pt;mso-wrap-distance-bottom:3.6pt;mso-position-horizontal:absolute;mso-position-horizontal-relative:text;mso-position-vertical:absolute;mso-position-vertical-relative:text;mso-width-percent:0;mso-height-percent:0;mso-width-relative:margin;mso-height-relative:margin;v-text-anchor:top" o:gfxdata="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" filled="f" stroked="f">
+            <v:shape id="_x0000_s1031" type="#_x0000_t202" style="position:absolute;left:0;text-align:left;margin-left:17.25pt;margin-top:-17.7pt;width:478.5pt;height:39.05pt;z-index:251662336;visibility:visible;mso-wrap-style:square;mso-width-percent:0;mso-height-percent:0;mso-wrap-distance-left:9pt;mso-wrap-distance-top:3.6pt;mso-wrap-distance-right:9pt;mso-wrap-distance-bottom:3.6pt;mso-position-horizontal:absolute;mso-position-horizontal-relative:text;mso-position-vertical:absolute;mso-position-vertical-relative:text;mso-width-percent:0;mso-height-percent:0;mso-width-relative:margin;mso-height-relative:margin;v-text-anchor:top" o:gfxdata="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" filled="f" stroked="f">
               <v:textbox>
                 <w:txbxContent>
                   <w:p>
@@ -10789,6 +10893,18 @@
       </w:tblBorders>
     </w:tblPr>
   </w:style>
+  <w:style w:type="character" w:styleId="UnresolvedMention">
+    <w:name w:val="Unresolved Mention"/>
+    <w:basedOn w:val="DefaultParagraphFont"/>
+    <w:uiPriority w:val="99"/>
+    <w:semiHidden/>
+    <w:unhideWhenUsed/>
+    <w:rsid w:val="00A55DA3"/>
+    <w:rPr>
+      <w:color w:val="605E5C"/>
+      <w:shd w:val="clear" w:color="auto" w:fill="E1DFDD"/>
+    </w:rPr>
+  </w:style>
 </w:styles>
 </file>
 
